--- a/documents/CV-Alfonso-Rodriguez.docx
+++ b/documents/CV-Alfonso-Rodriguez.docx
@@ -63,7 +63,7 @@
           <w:b w:val="0"/>
           <w:sz w:val="18"/>
         </w:rPr>
-        <w:t>Product-focused Full Stack Developer seeking a Product Owner role. Experience in user research, MVP definition and roadmap prioritization, backed by Business Administration training. Built MedShift from discovery to a closed beta: two doctors have used it for three months and a third joined a week ago.</w:t>
+        <w:t>Product-focused professional with a full-stack background and a Business Administration degree, seeking a Product Owner role. Experience in backlog management, user research, MVP definition and stakeholder-informed prioritization. Participated in Scrum ceremonies and helped define acceptance criteria.</w:t>
       </w:r>
     </w:p>
     <w:p>
@@ -90,7 +90,7 @@
           <w:b w:val="0"/>
           <w:sz w:val="18"/>
         </w:rPr>
-        <w:t>Product: User research, discovery interviews, MVP definition, roadmap prioritization, stakeholder collaboration, Figma</w:t>
+        <w:t>Product: Backlog management, roadmap prioritization, acceptance criteria, Scrum, user research, MVP definition, stakeholder collaboration, Jira, Figma</w:t>
       </w:r>
     </w:p>
     <w:p>
@@ -157,7 +157,7 @@
           <w:b w:val="0"/>
           <w:sz w:val="18"/>
         </w:rPr>
-        <w:t>- Ran a 50-response survey that changed product positioning, pricing assumptions and MVP priorities; owned discovery, scope and development.</w:t>
+        <w:t>- Ran a 50-response survey that changed positioning, pricing assumptions and MVP priorities; independently managed the backlog and development.</w:t>
       </w:r>
     </w:p>
     <w:p>
@@ -225,7 +225,7 @@
           <w:b w:val="0"/>
           <w:sz w:val="18"/>
         </w:rPr>
-        <w:t>- Defined MVP scope and roadmap, ran discovery meetings and established partnerships with cannabis clubs to guide product requirements.</w:t>
+        <w:t>- Defined MVP scope and roadmap and independently managed the backlog; ran discovery meetings and established club partnerships to guide product requirements.</w:t>
       </w:r>
     </w:p>
     <w:p>
@@ -239,7 +239,7 @@
           <w:b w:val="0"/>
           <w:sz w:val="18"/>
         </w:rPr>
-        <w:t>- Designed and implemented the application architecture with Next.js, TypeScript, Prisma and PostgreSQL; used Server Actions for data operations and SSR for page rendering.</w:t>
+        <w:t>- Designed and implemented the full-stack architecture with Next.js, TypeScript, Prisma and PostgreSQL.</w:t>
       </w:r>
     </w:p>
     <w:p>
@@ -266,6 +266,20 @@
           <w:sz w:val="17"/>
         </w:rPr>
         <w:t>Nov 2023 - Dec 2024</w:t>
+      </w:r>
+    </w:p>
+    <w:p>
+      <w:pPr>
+        <w:keepNext w:val="0"/>
+        <w:spacing w:before="0" w:after="40"/>
+        <w:ind w:left="180" w:hanging="140"/>
+      </w:pPr>
+      <w:r>
+        <w:rPr>
+          <w:b w:val="0"/>
+          <w:sz w:val="18"/>
+        </w:rPr>
+        <w:t>- Managed the backlog and helped define acceptance criteria; decided priorities considering sales, my manager, the client and end users.</w:t>
       </w:r>
     </w:p>
     <w:p>
@@ -347,7 +361,7 @@
           <w:b w:val="0"/>
           <w:sz w:val="18"/>
         </w:rPr>
-        <w:t>- Contributed unit and integration tests, QA documentation, PR reviews and deployment follow-up.</w:t>
+        <w:t>- Managed the backlog with the lead developer and participated in Scrum ceremonies, QA, PR reviews and deployment follow-up.</w:t>
       </w:r>
     </w:p>
     <w:p>
@@ -480,6 +494,19 @@
           <w:sz w:val="18"/>
         </w:rPr>
         <w:t>Spanish: native · English: C2 · Portuguese: basic</w:t>
+      </w:r>
+    </w:p>
+    <w:p>
+      <w:pPr>
+        <w:keepNext w:val="0"/>
+        <w:spacing w:before="0" w:after="60"/>
+      </w:pPr>
+      <w:r>
+        <w:rPr>
+          <w:b w:val="0"/>
+          <w:sz w:val="18"/>
+        </w:rPr>
+        <w:t>Available immediately · Full-time · Uruguay or remote · Contractor / freelance</w:t>
       </w:r>
     </w:p>
     <w:sectPr>
